--- a/decompilation/fixtures/pleadings-test.docx
+++ b/decompilation/fixtures/pleadings-test.docx
@@ -454,7 +454,7 @@
     <w:link w:val="Heading1Char"/>
     <w:uiPriority w:val="9"/>
     <w:qFormat/>
-    <w:rsid w:val="00452406"/>
+    <w:rsid w:val="0081254A"/>
     <w:pPr>
       <w:keepNext/>
       <w:keepLines/>
@@ -477,7 +477,7 @@
     <w:semiHidden/>
     <w:unhideWhenUsed/>
     <w:qFormat/>
-    <w:rsid w:val="00452406"/>
+    <w:rsid w:val="0081254A"/>
     <w:pPr>
       <w:keepNext/>
       <w:keepLines/>
@@ -500,7 +500,7 @@
     <w:semiHidden/>
     <w:unhideWhenUsed/>
     <w:qFormat/>
-    <w:rsid w:val="00452406"/>
+    <w:rsid w:val="0081254A"/>
     <w:pPr>
       <w:keepNext/>
       <w:keepLines/>
@@ -522,7 +522,7 @@
     <w:semiHidden/>
     <w:unhideWhenUsed/>
     <w:qFormat/>
-    <w:rsid w:val="00452406"/>
+    <w:rsid w:val="0081254A"/>
     <w:pPr>
       <w:keepNext/>
       <w:keepLines/>
@@ -545,7 +545,7 @@
     <w:semiHidden/>
     <w:unhideWhenUsed/>
     <w:qFormat/>
-    <w:rsid w:val="00452406"/>
+    <w:rsid w:val="0081254A"/>
     <w:pPr>
       <w:keepNext/>
       <w:keepLines/>
@@ -566,7 +566,7 @@
     <w:semiHidden/>
     <w:unhideWhenUsed/>
     <w:qFormat/>
-    <w:rsid w:val="00452406"/>
+    <w:rsid w:val="0081254A"/>
     <w:pPr>
       <w:keepNext/>
       <w:keepLines/>
@@ -589,7 +589,7 @@
     <w:semiHidden/>
     <w:unhideWhenUsed/>
     <w:qFormat/>
-    <w:rsid w:val="00452406"/>
+    <w:rsid w:val="0081254A"/>
     <w:pPr>
       <w:keepNext/>
       <w:keepLines/>
@@ -610,7 +610,7 @@
     <w:semiHidden/>
     <w:unhideWhenUsed/>
     <w:qFormat/>
-    <w:rsid w:val="00452406"/>
+    <w:rsid w:val="0081254A"/>
     <w:pPr>
       <w:keepNext/>
       <w:keepLines/>
@@ -633,7 +633,7 @@
     <w:semiHidden/>
     <w:unhideWhenUsed/>
     <w:qFormat/>
-    <w:rsid w:val="00452406"/>
+    <w:rsid w:val="0081254A"/>
     <w:pPr>
       <w:keepNext/>
       <w:keepLines/>
@@ -683,7 +683,7 @@
     <w:basedOn w:val="DefaultParagraphFont"/>
     <w:link w:val="Heading1"/>
     <w:uiPriority w:val="9"/>
-    <w:rsid w:val="00452406"/>
+    <w:rsid w:val="0081254A"/>
     <w:rPr>
       <w:rFonts w:asciiTheme="majorHAnsi" w:eastAsiaTheme="majorEastAsia" w:hAnsiTheme="majorHAnsi" w:cstheme="majorBidi"/>
       <w:color w:val="0F4761" w:themeColor="accent1" w:themeShade="BF"/>
@@ -700,7 +700,7 @@
     <w:link w:val="Heading2"/>
     <w:uiPriority w:val="9"/>
     <w:semiHidden/>
-    <w:rsid w:val="00452406"/>
+    <w:rsid w:val="0081254A"/>
     <w:rPr>
       <w:rFonts w:asciiTheme="majorHAnsi" w:eastAsiaTheme="majorEastAsia" w:hAnsiTheme="majorHAnsi" w:cstheme="majorBidi"/>
       <w:color w:val="0F4761" w:themeColor="accent1" w:themeShade="BF"/>
@@ -717,7 +717,7 @@
     <w:link w:val="Heading3"/>
     <w:uiPriority w:val="9"/>
     <w:semiHidden/>
-    <w:rsid w:val="00452406"/>
+    <w:rsid w:val="0081254A"/>
     <w:rPr>
       <w:rFonts w:eastAsiaTheme="majorEastAsia" w:cstheme="majorBidi"/>
       <w:color w:val="0F4761" w:themeColor="accent1" w:themeShade="BF"/>
@@ -734,7 +734,7 @@
     <w:link w:val="Heading4"/>
     <w:uiPriority w:val="9"/>
     <w:semiHidden/>
-    <w:rsid w:val="00452406"/>
+    <w:rsid w:val="0081254A"/>
     <w:rPr>
       <w:rFonts w:eastAsiaTheme="majorEastAsia" w:cstheme="majorBidi"/>
       <w:i/>
@@ -753,7 +753,7 @@
     <w:link w:val="Heading5"/>
     <w:uiPriority w:val="9"/>
     <w:semiHidden/>
-    <w:rsid w:val="00452406"/>
+    <w:rsid w:val="0081254A"/>
     <w:rPr>
       <w:rFonts w:eastAsiaTheme="majorEastAsia" w:cstheme="majorBidi"/>
       <w:color w:val="0F4761" w:themeColor="accent1" w:themeShade="BF"/>
@@ -770,7 +770,7 @@
     <w:link w:val="Heading6"/>
     <w:uiPriority w:val="9"/>
     <w:semiHidden/>
-    <w:rsid w:val="00452406"/>
+    <w:rsid w:val="0081254A"/>
     <w:rPr>
       <w:rFonts w:eastAsiaTheme="majorEastAsia" w:cstheme="majorBidi"/>
       <w:i/>
@@ -789,7 +789,7 @@
     <w:link w:val="Heading7"/>
     <w:uiPriority w:val="9"/>
     <w:semiHidden/>
-    <w:rsid w:val="00452406"/>
+    <w:rsid w:val="0081254A"/>
     <w:rPr>
       <w:rFonts w:eastAsiaTheme="majorEastAsia" w:cstheme="majorBidi"/>
       <w:color w:val="595959" w:themeColor="text1" w:themeTint="A6"/>
@@ -806,7 +806,7 @@
     <w:link w:val="Heading8"/>
     <w:uiPriority w:val="9"/>
     <w:semiHidden/>
-    <w:rsid w:val="00452406"/>
+    <w:rsid w:val="0081254A"/>
     <w:rPr>
       <w:rFonts w:eastAsiaTheme="majorEastAsia" w:cstheme="majorBidi"/>
       <w:i/>
@@ -825,7 +825,7 @@
     <w:link w:val="Heading9"/>
     <w:uiPriority w:val="9"/>
     <w:semiHidden/>
-    <w:rsid w:val="00452406"/>
+    <w:rsid w:val="0081254A"/>
     <w:rPr>
       <w:rFonts w:eastAsiaTheme="majorEastAsia" w:cstheme="majorBidi"/>
       <w:color w:val="272727" w:themeColor="text1" w:themeTint="D8"/>
@@ -843,7 +843,7 @@
     <w:link w:val="TitleChar"/>
     <w:uiPriority w:val="10"/>
     <w:qFormat/>
-    <w:rsid w:val="00452406"/>
+    <w:rsid w:val="0081254A"/>
     <w:pPr>
       <w:spacing w:after="80" w:line="240" w:lineRule="auto"/>
       <w:contextualSpacing/>
@@ -861,7 +861,7 @@
     <w:basedOn w:val="DefaultParagraphFont"/>
     <w:link w:val="Title"/>
     <w:uiPriority w:val="10"/>
-    <w:rsid w:val="00452406"/>
+    <w:rsid w:val="0081254A"/>
     <w:rPr>
       <w:rFonts w:asciiTheme="majorHAnsi" w:eastAsiaTheme="majorEastAsia" w:hAnsiTheme="majorHAnsi" w:cstheme="majorBidi"/>
       <w:spacing w:val="-10"/>
@@ -879,7 +879,7 @@
     <w:link w:val="SubtitleChar"/>
     <w:uiPriority w:val="11"/>
     <w:qFormat/>
-    <w:rsid w:val="00452406"/>
+    <w:rsid w:val="0081254A"/>
     <w:pPr>
       <w:numPr>
         <w:ilvl w:val="1"/>
@@ -897,7 +897,7 @@
     <w:basedOn w:val="DefaultParagraphFont"/>
     <w:link w:val="Subtitle"/>
     <w:uiPriority w:val="11"/>
-    <w:rsid w:val="00452406"/>
+    <w:rsid w:val="0081254A"/>
     <w:rPr>
       <w:rFonts w:eastAsiaTheme="majorEastAsia" w:cstheme="majorBidi"/>
       <w:color w:val="595959" w:themeColor="text1" w:themeTint="A6"/>
@@ -916,7 +916,7 @@
     <w:link w:val="QuoteChar"/>
     <w:uiPriority w:val="29"/>
     <w:qFormat/>
-    <w:rsid w:val="00452406"/>
+    <w:rsid w:val="0081254A"/>
     <w:pPr>
       <w:spacing w:before="160"/>
       <w:jc w:val="center"/>
@@ -932,7 +932,7 @@
     <w:basedOn w:val="DefaultParagraphFont"/>
     <w:link w:val="Quote"/>
     <w:uiPriority w:val="29"/>
-    <w:rsid w:val="00452406"/>
+    <w:rsid w:val="0081254A"/>
     <w:rPr>
       <w:rFonts w:ascii="Segoe UI" w:hAnsi="Segoe UI" w:cs="Times New Roman"/>
       <w:i/>
@@ -950,7 +950,7 @@
     <w:basedOn w:val="DefaultParagraphFont"/>
     <w:uiPriority w:val="21"/>
     <w:qFormat/>
-    <w:rsid w:val="00452406"/>
+    <w:rsid w:val="0081254A"/>
     <w:rPr>
       <w:i/>
       <w:iCs/>
@@ -964,7 +964,7 @@
     <w:link w:val="IntenseQuoteChar"/>
     <w:uiPriority w:val="30"/>
     <w:qFormat/>
-    <w:rsid w:val="00452406"/>
+    <w:rsid w:val="0081254A"/>
     <w:pPr>
       <w:pBdr>
         <w:top w:val="single" w:sz="4" w:space="10" w:color="0F4761" w:themeColor="accent1" w:themeShade="BF"/>
@@ -985,7 +985,7 @@
     <w:basedOn w:val="DefaultParagraphFont"/>
     <w:link w:val="IntenseQuote"/>
     <w:uiPriority w:val="30"/>
-    <w:rsid w:val="00452406"/>
+    <w:rsid w:val="0081254A"/>
     <w:rPr>
       <w:rFonts w:ascii="Segoe UI" w:hAnsi="Segoe UI" w:cs="Times New Roman"/>
       <w:i/>
@@ -1003,7 +1003,7 @@
     <w:basedOn w:val="DefaultParagraphFont"/>
     <w:uiPriority w:val="32"/>
     <w:qFormat/>
-    <w:rsid w:val="00452406"/>
+    <w:rsid w:val="0081254A"/>
     <w:rPr>
       <w:b/>
       <w:bCs/>
